--- a/Dateien/Projektarbeit_HTML_Konzept.docx
+++ b/Dateien/Projektarbeit_HTML_Konzept.docx
@@ -1279,8 +1279,18 @@
         <w:t>Hintergrund-Main</w:t>
       </w:r>
       <w:r>
-        <w:tab/>
-        <w:t>Hintergrund-</w:t>
+        <w:t>(C9CAD</w:t>
+      </w:r>
+      <w:proofErr w:type="gramStart"/>
+      <w:r>
+        <w:t>9)</w:t>
+      </w:r>
+      <w:r>
+        <w:t>Hintergrund</w:t>
+      </w:r>
+      <w:proofErr w:type="gramEnd"/>
+      <w:r>
+        <w:t>-</w:t>
       </w:r>
       <w:proofErr w:type="spellStart"/>
       <w:r>
@@ -1288,8 +1298,22 @@
       </w:r>
       <w:proofErr w:type="spellEnd"/>
       <w:r>
-        <w:tab/>
-        <w:t>Farbe für diverse Sachen (dient als «Wärmequelle»)</w:t>
+        <w:t xml:space="preserve"> (</w:t>
+      </w:r>
+      <w:r>
+        <w:t>3E5979</w:t>
+      </w:r>
+      <w:r>
+        <w:t xml:space="preserve">) </w:t>
+      </w:r>
+      <w:r>
+        <w:t>Farbe für diverse Sachen</w:t>
+      </w:r>
+      <w:r>
+        <w:t xml:space="preserve"> (CF6F26)</w:t>
+      </w:r>
+      <w:r>
+        <w:t xml:space="preserve"> (dient als «Wärmequelle»)</w:t>
       </w:r>
       <w:r>
         <w:br/>
